--- a/Resources/Locked_IN_ Meeting_Minutes.docx
+++ b/Resources/Locked_IN_ Meeting_Minutes.docx
@@ -1403,6 +1403,813 @@
         <w:t xml:space="preserve"> document before the week 9 checkpoint.</w:t>
       </w:r>
     </w:p>
+    <w:p/>
+    <w:p>
+      <w:pPr>
+        <w:pStyle w:val="Heading1"/>
+      </w:pPr>
+      <w:r>
+        <w:t>Meeting 9</w:t>
+      </w:r>
+    </w:p>
+    <w:p>
+      <w:r>
+        <w:t>01/05/2026</w:t>
+      </w:r>
+    </w:p>
+    <w:p>
+      <w:r>
+        <w:rPr>
+          <w:b/>
+          <w:bCs/>
+          <w:u w:val="single"/>
+        </w:rPr>
+        <w:t xml:space="preserve">Attendees: </w:t>
+      </w:r>
+      <w:r>
+        <w:t xml:space="preserve">Akhilesh, Brandon, Kasper, Mimi, </w:t>
+      </w:r>
+      <w:proofErr w:type="spellStart"/>
+      <w:r>
+        <w:t>Ptusar</w:t>
+      </w:r>
+      <w:proofErr w:type="spellEnd"/>
+      <w:r>
+        <w:t xml:space="preserve">, </w:t>
+      </w:r>
+      <w:proofErr w:type="spellStart"/>
+      <w:r>
+        <w:t>Shezang</w:t>
+      </w:r>
+      <w:proofErr w:type="spellEnd"/>
+    </w:p>
+    <w:p>
+      <w:r>
+        <w:rPr>
+          <w:b/>
+          <w:bCs/>
+          <w:u w:val="single"/>
+        </w:rPr>
+        <w:t xml:space="preserve">Agenda: </w:t>
+      </w:r>
+      <w:r>
+        <w:t>Finalise and submit the week 9 checkpoint; lock UI consistency and demo video.</w:t>
+      </w:r>
+    </w:p>
+    <w:p/>
+    <w:p>
+      <w:r>
+        <w:rPr>
+          <w:b/>
+          <w:bCs/>
+          <w:u w:val="single"/>
+        </w:rPr>
+        <w:t>Discussion points:</w:t>
+      </w:r>
+    </w:p>
+    <w:p>
+      <w:r>
+        <w:t>Login and signup pages were restyled to match the diet and workout pages, the logo was set as the window icon, and the codebase and FXML were reformatted with google-java-format. The week 9 demo video, slides and evidence pack (commit and branch usage, sprint and project-management evidence, git commit report, and Jira export) were prepared, and duplicate databases and temporary files were cleaned up.</w:t>
+      </w:r>
+    </w:p>
+    <w:p/>
+    <w:p>
+      <w:r>
+        <w:rPr>
+          <w:b/>
+          <w:bCs/>
+          <w:u w:val="single"/>
+        </w:rPr>
+        <w:t>Action Items:</w:t>
+      </w:r>
+    </w:p>
+    <w:p>
+      <w:pPr>
+        <w:pStyle w:val="ListParagraph"/>
+        <w:numPr>
+          <w:ilvl w:val="0"/>
+          <w:numId w:val="2"/>
+        </w:numPr>
+      </w:pPr>
+      <w:r>
+        <w:t>Submit the week 9 checkpoint with the final video, slides, and evidence pack.</w:t>
+      </w:r>
+    </w:p>
+    <w:p>
+      <w:pPr>
+        <w:pStyle w:val="ListParagraph"/>
+        <w:numPr>
+          <w:ilvl w:val="0"/>
+          <w:numId w:val="2"/>
+        </w:numPr>
+      </w:pPr>
+      <w:r>
+        <w:t>Begin design of the AI Meal Scanner feature for the next sprint.</w:t>
+      </w:r>
+    </w:p>
+    <w:p>
+      <w:pPr>
+        <w:pStyle w:val="ListParagraph"/>
+        <w:numPr>
+          <w:ilvl w:val="0"/>
+          <w:numId w:val="2"/>
+        </w:numPr>
+      </w:pPr>
+      <w:r>
+        <w:t>Keep the codebase formatted with google-java-format on all future commits.</w:t>
+      </w:r>
+    </w:p>
+    <w:p>
+      <w:pPr>
+        <w:pStyle w:val="ListParagraph"/>
+        <w:numPr>
+          <w:ilvl w:val="0"/>
+          <w:numId w:val="2"/>
+        </w:numPr>
+      </w:pPr>
+      <w:r>
+        <w:t>Continue expanding JUnit 5 test coverage using the TDD cycle.</w:t>
+      </w:r>
+    </w:p>
+    <w:p/>
+    <w:p>
+      <w:pPr>
+        <w:pStyle w:val="Heading1"/>
+      </w:pPr>
+      <w:r>
+        <w:lastRenderedPageBreak/>
+        <w:t>Meeting 10</w:t>
+      </w:r>
+    </w:p>
+    <w:p>
+      <w:r>
+        <w:t>12/05/2026</w:t>
+      </w:r>
+    </w:p>
+    <w:p>
+      <w:r>
+        <w:rPr>
+          <w:b/>
+          <w:bCs/>
+          <w:u w:val="single"/>
+        </w:rPr>
+        <w:t xml:space="preserve">Attendees: </w:t>
+      </w:r>
+      <w:r>
+        <w:t xml:space="preserve">Akhilesh, Brandon, Kasper, Mimi, </w:t>
+      </w:r>
+      <w:proofErr w:type="spellStart"/>
+      <w:r>
+        <w:t>Ptusar</w:t>
+      </w:r>
+      <w:proofErr w:type="spellEnd"/>
+      <w:r>
+        <w:t xml:space="preserve">, </w:t>
+      </w:r>
+      <w:proofErr w:type="spellStart"/>
+      <w:r>
+        <w:t>Shezang</w:t>
+      </w:r>
+      <w:proofErr w:type="spellEnd"/>
+    </w:p>
+    <w:p>
+      <w:r>
+        <w:rPr>
+          <w:b/>
+          <w:bCs/>
+          <w:u w:val="single"/>
+        </w:rPr>
+        <w:t xml:space="preserve">Agenda: </w:t>
+      </w:r>
+      <w:r>
+        <w:t>Kick off the AI Meal Scanner feature and plan post-checkpoint work.</w:t>
+      </w:r>
+    </w:p>
+    <w:p/>
+    <w:p>
+      <w:r>
+        <w:rPr>
+          <w:b/>
+          <w:bCs/>
+          <w:u w:val="single"/>
+        </w:rPr>
+        <w:t>Discussion points:</w:t>
+      </w:r>
+    </w:p>
+    <w:p>
+      <w:r>
+        <w:t>An upload meal image icon was added, opening a file explorer window when clicked, to serve as the entry point for the AI Meal Scanner feature. The application icon was also updated. The team discussed how an uploaded meal image would be passed to an AI service and how the returned nutritional values would feed into the diet log.</w:t>
+      </w:r>
+    </w:p>
+    <w:p/>
+    <w:p>
+      <w:r>
+        <w:rPr>
+          <w:b/>
+          <w:bCs/>
+          <w:u w:val="single"/>
+        </w:rPr>
+        <w:t>Action Items:</w:t>
+      </w:r>
+    </w:p>
+    <w:p>
+      <w:pPr>
+        <w:pStyle w:val="ListParagraph"/>
+        <w:numPr>
+          <w:ilvl w:val="0"/>
+          <w:numId w:val="2"/>
+        </w:numPr>
+      </w:pPr>
+      <w:r>
+        <w:t>Wire the uploaded meal image to an AI service that returns estimated nutritional values.</w:t>
+      </w:r>
+    </w:p>
+    <w:p>
+      <w:pPr>
+        <w:pStyle w:val="ListParagraph"/>
+        <w:numPr>
+          <w:ilvl w:val="0"/>
+          <w:numId w:val="2"/>
+        </w:numPr>
+      </w:pPr>
+      <w:r>
+        <w:t>Plan how the AI-derived food values are parsed and used to populate the diet log.</w:t>
+      </w:r>
+    </w:p>
+    <w:p>
+      <w:pPr>
+        <w:pStyle w:val="ListParagraph"/>
+        <w:numPr>
+          <w:ilvl w:val="0"/>
+          <w:numId w:val="2"/>
+        </w:numPr>
+      </w:pPr>
+      <w:r>
+        <w:t>Scope the Email-OTP forgot-password reset flow.</w:t>
+      </w:r>
+    </w:p>
+    <w:p>
+      <w:pPr>
+        <w:pStyle w:val="ListParagraph"/>
+        <w:numPr>
+          <w:ilvl w:val="0"/>
+          <w:numId w:val="2"/>
+        </w:numPr>
+      </w:pPr>
+      <w:r>
+        <w:t>Make the fitness goal and weight values editable from the profile.</w:t>
+      </w:r>
+    </w:p>
+    <w:p>
+      <w:pPr>
+        <w:pStyle w:val="Heading1"/>
+      </w:pPr>
+    </w:p>
+    <w:p>
+      <w:pPr>
+        <w:pStyle w:val="Heading1"/>
+      </w:pPr>
+      <w:r>
+        <w:t>Meeting 11</w:t>
+      </w:r>
+    </w:p>
+    <w:p>
+      <w:r>
+        <w:t>19/05/2026</w:t>
+      </w:r>
+    </w:p>
+    <w:p>
+      <w:r>
+        <w:rPr>
+          <w:b/>
+          <w:bCs/>
+          <w:u w:val="single"/>
+        </w:rPr>
+        <w:t xml:space="preserve">Attendees: </w:t>
+      </w:r>
+      <w:r>
+        <w:t xml:space="preserve">Akhilesh, Brandon, Kasper, Mimi, </w:t>
+      </w:r>
+      <w:proofErr w:type="spellStart"/>
+      <w:r>
+        <w:t>Ptusar</w:t>
+      </w:r>
+      <w:proofErr w:type="spellEnd"/>
+      <w:r>
+        <w:t xml:space="preserve">, </w:t>
+      </w:r>
+      <w:proofErr w:type="spellStart"/>
+      <w:r>
+        <w:t>Shezang</w:t>
+      </w:r>
+      <w:proofErr w:type="spellEnd"/>
+    </w:p>
+    <w:p>
+      <w:r>
+        <w:rPr>
+          <w:b/>
+          <w:bCs/>
+          <w:u w:val="single"/>
+        </w:rPr>
+        <w:t xml:space="preserve">Agenda: </w:t>
+      </w:r>
+      <w:r>
+        <w:t>AI nutrition values, account recovery, and editable profile goals.</w:t>
+      </w:r>
+    </w:p>
+    <w:p/>
+    <w:p>
+      <w:r>
+        <w:rPr>
+          <w:b/>
+          <w:bCs/>
+          <w:u w:val="single"/>
+        </w:rPr>
+        <w:t>Discussion points:</w:t>
+      </w:r>
+    </w:p>
+    <w:p>
+      <w:r>
+        <w:t>AI food value estimation was integrated alongside profile changes, connecting the meal image upload to returned nutrition data. An Email-OTP forgot-password reset option was implemented, and the fitness goal and weight were made modifiable from the profile. The Email-OTP password reset branch was then merged into main. An AI Workout Creation feature was also added and merged, allowing workouts to be generated automatically.</w:t>
+      </w:r>
+    </w:p>
+    <w:p/>
+    <w:p>
+      <w:r>
+        <w:rPr>
+          <w:b/>
+          <w:bCs/>
+          <w:u w:val="single"/>
+        </w:rPr>
+        <w:t>Action Items:</w:t>
+      </w:r>
+    </w:p>
+    <w:p>
+      <w:pPr>
+        <w:pStyle w:val="ListParagraph"/>
+        <w:numPr>
+          <w:ilvl w:val="0"/>
+          <w:numId w:val="2"/>
+        </w:numPr>
+      </w:pPr>
+      <w:r>
+        <w:t>Add an API key file template and keep API keys out of version control via .</w:t>
+      </w:r>
+      <w:proofErr w:type="spellStart"/>
+      <w:r>
+        <w:t>gitignore</w:t>
+      </w:r>
+      <w:proofErr w:type="spellEnd"/>
+      <w:r>
+        <w:t>.</w:t>
+      </w:r>
+    </w:p>
+    <w:p>
+      <w:pPr>
+        <w:pStyle w:val="ListParagraph"/>
+        <w:numPr>
+          <w:ilvl w:val="0"/>
+          <w:numId w:val="2"/>
+        </w:numPr>
+      </w:pPr>
+      <w:r>
+        <w:t>Add measurement tracking with trend ranges and a delete-account feature.</w:t>
+      </w:r>
+    </w:p>
+    <w:p>
+      <w:pPr>
+        <w:pStyle w:val="ListParagraph"/>
+        <w:numPr>
+          <w:ilvl w:val="0"/>
+          <w:numId w:val="2"/>
+        </w:numPr>
+      </w:pPr>
+      <w:r>
+        <w:t xml:space="preserve">Stand up a JUnit 5 test suite for the new </w:t>
+      </w:r>
+      <w:proofErr w:type="spellStart"/>
+      <w:r>
+        <w:t>MeasurementDAO</w:t>
+      </w:r>
+      <w:proofErr w:type="spellEnd"/>
+      <w:r>
+        <w:t>.</w:t>
+      </w:r>
+    </w:p>
+    <w:p>
+      <w:pPr>
+        <w:pStyle w:val="ListParagraph"/>
+        <w:numPr>
+          <w:ilvl w:val="0"/>
+          <w:numId w:val="2"/>
+        </w:numPr>
+      </w:pPr>
+      <w:r>
+        <w:t xml:space="preserve">Re-add the </w:t>
+      </w:r>
+      <w:proofErr w:type="spellStart"/>
+      <w:r>
+        <w:t>UserProgress</w:t>
+      </w:r>
+      <w:proofErr w:type="spellEnd"/>
+      <w:r>
+        <w:t xml:space="preserve"> model and </w:t>
+      </w:r>
+      <w:proofErr w:type="gramStart"/>
+      <w:r>
+        <w:t>DAO, and</w:t>
+      </w:r>
+      <w:proofErr w:type="gramEnd"/>
+      <w:r>
+        <w:t xml:space="preserve"> seed a demo user for testing.</w:t>
+      </w:r>
+    </w:p>
+    <w:p>
+      <w:pPr>
+        <w:pStyle w:val="Heading1"/>
+      </w:pPr>
+    </w:p>
+    <w:p>
+      <w:pPr>
+        <w:pStyle w:val="Heading1"/>
+      </w:pPr>
+    </w:p>
+    <w:p>
+      <w:pPr>
+        <w:pStyle w:val="Heading1"/>
+      </w:pPr>
+    </w:p>
+    <w:p>
+      <w:pPr>
+        <w:pStyle w:val="Heading1"/>
+      </w:pPr>
+    </w:p>
+    <w:p>
+      <w:pPr>
+        <w:pStyle w:val="Heading1"/>
+      </w:pPr>
+    </w:p>
+    <w:p>
+      <w:pPr>
+        <w:pStyle w:val="Heading1"/>
+      </w:pPr>
+    </w:p>
+    <w:p>
+      <w:pPr>
+        <w:pStyle w:val="Heading1"/>
+      </w:pPr>
+    </w:p>
+    <w:p>
+      <w:pPr>
+        <w:pStyle w:val="Heading1"/>
+      </w:pPr>
+    </w:p>
+    <w:p>
+      <w:pPr>
+        <w:pStyle w:val="Heading1"/>
+      </w:pPr>
+      <w:r>
+        <w:lastRenderedPageBreak/>
+        <w:t>Meeting 12</w:t>
+      </w:r>
+    </w:p>
+    <w:p>
+      <w:r>
+        <w:t>26/05/2026</w:t>
+      </w:r>
+    </w:p>
+    <w:p>
+      <w:r>
+        <w:rPr>
+          <w:b/>
+          <w:bCs/>
+          <w:u w:val="single"/>
+        </w:rPr>
+        <w:t xml:space="preserve">Attendees: </w:t>
+      </w:r>
+      <w:r>
+        <w:t xml:space="preserve">Akhilesh, Brandon, Kasper, Mimi, </w:t>
+      </w:r>
+      <w:proofErr w:type="spellStart"/>
+      <w:r>
+        <w:t>Ptusar</w:t>
+      </w:r>
+      <w:proofErr w:type="spellEnd"/>
+      <w:r>
+        <w:t xml:space="preserve">, </w:t>
+      </w:r>
+      <w:proofErr w:type="spellStart"/>
+      <w:r>
+        <w:t>Shezang</w:t>
+      </w:r>
+      <w:proofErr w:type="spellEnd"/>
+    </w:p>
+    <w:p>
+      <w:r>
+        <w:rPr>
+          <w:b/>
+          <w:bCs/>
+          <w:u w:val="single"/>
+        </w:rPr>
+        <w:t xml:space="preserve">Agenda: </w:t>
+      </w:r>
+      <w:r>
+        <w:t xml:space="preserve">Week 12 checkpoint: progress screens, </w:t>
+      </w:r>
+      <w:proofErr w:type="spellStart"/>
+      <w:r>
+        <w:t>MoSCoW</w:t>
+      </w:r>
+      <w:proofErr w:type="spellEnd"/>
+      <w:r>
+        <w:t xml:space="preserve"> sizing, and code finalisation.</w:t>
+      </w:r>
+    </w:p>
+    <w:p/>
+    <w:p>
+      <w:r>
+        <w:rPr>
+          <w:b/>
+          <w:bCs/>
+          <w:u w:val="single"/>
+        </w:rPr>
+        <w:t>Discussion points:</w:t>
+      </w:r>
+    </w:p>
+    <w:p>
+      <w:r>
+        <w:t>Project hygiene and documentation tooling were finalised: an API key template was added, .</w:t>
+      </w:r>
+      <w:proofErr w:type="spellStart"/>
+      <w:r>
+        <w:t>gitignore</w:t>
+      </w:r>
+      <w:proofErr w:type="spellEnd"/>
+      <w:r>
+        <w:t xml:space="preserve"> was updated, </w:t>
+      </w:r>
+      <w:proofErr w:type="spellStart"/>
+      <w:r>
+        <w:t>UserProgress</w:t>
+      </w:r>
+      <w:proofErr w:type="spellEnd"/>
+      <w:r>
+        <w:t xml:space="preserve"> and its DAO were re-added with a demo </w:t>
+      </w:r>
+      <w:proofErr w:type="spellStart"/>
+      <w:r>
+        <w:t>seeder</w:t>
+      </w:r>
+      <w:proofErr w:type="spellEnd"/>
+      <w:r>
+        <w:t xml:space="preserve">, </w:t>
+      </w:r>
+      <w:proofErr w:type="spellStart"/>
+      <w:r>
+        <w:t>JavaDoc</w:t>
+      </w:r>
+      <w:proofErr w:type="spellEnd"/>
+      <w:r>
+        <w:t xml:space="preserve"> was published via a GitHub Actions workflow, and an executable fat JAR plus one-command run scripts were added. Measurement tracking with trend ranges, a delete-account feature, and its full JUnit suite were completed.</w:t>
+      </w:r>
+    </w:p>
+    <w:p>
+      <w:r>
+        <w:t xml:space="preserve">Six user-story features were merged (US06, US09, US10, US11, US12, US18) covering the weekly workout summary, editable session goal and calorie entries, the progress-toward-goals screen, the calorie trends chart, and a workout-history date filter. Header icons were standardised, the </w:t>
+      </w:r>
+      <w:proofErr w:type="spellStart"/>
+      <w:r>
+        <w:t>MoSCoW</w:t>
+      </w:r>
+      <w:proofErr w:type="spellEnd"/>
+      <w:r>
+        <w:t xml:space="preserve"> story-points document was added, workout history graphs and the fitness-goal change issue were fixed, and the project code was finalised for the week 12 checkpoint.</w:t>
+      </w:r>
+    </w:p>
+    <w:p/>
+    <w:p>
+      <w:r>
+        <w:rPr>
+          <w:b/>
+          <w:bCs/>
+          <w:u w:val="single"/>
+        </w:rPr>
+        <w:t>Action Items:</w:t>
+      </w:r>
+    </w:p>
+    <w:p>
+      <w:pPr>
+        <w:pStyle w:val="ListParagraph"/>
+        <w:numPr>
+          <w:ilvl w:val="0"/>
+          <w:numId w:val="2"/>
+        </w:numPr>
+      </w:pPr>
+      <w:r>
+        <w:t xml:space="preserve">Submit the week 12 checkpoint with the </w:t>
+      </w:r>
+      <w:proofErr w:type="spellStart"/>
+      <w:r>
+        <w:t>MoSCoW</w:t>
+      </w:r>
+      <w:proofErr w:type="spellEnd"/>
+      <w:r>
+        <w:t xml:space="preserve"> story-points document.</w:t>
+      </w:r>
+    </w:p>
+    <w:p>
+      <w:pPr>
+        <w:pStyle w:val="ListParagraph"/>
+        <w:numPr>
+          <w:ilvl w:val="0"/>
+          <w:numId w:val="2"/>
+        </w:numPr>
+      </w:pPr>
+      <w:r>
+        <w:t>Prepare a clean demo account and realistic demo data for the final presentation.</w:t>
+      </w:r>
+    </w:p>
+    <w:p>
+      <w:pPr>
+        <w:pStyle w:val="ListParagraph"/>
+        <w:numPr>
+          <w:ilvl w:val="0"/>
+          <w:numId w:val="2"/>
+        </w:numPr>
+      </w:pPr>
+      <w:r>
+        <w:t>Remove duplicate database files and redundant Measurement instances.</w:t>
+      </w:r>
+    </w:p>
+    <w:p>
+      <w:pPr>
+        <w:pStyle w:val="ListParagraph"/>
+        <w:numPr>
+          <w:ilvl w:val="0"/>
+          <w:numId w:val="2"/>
+        </w:numPr>
+      </w:pPr>
+      <w:r>
+        <w:t>Carry out a final round of user testing and record the results.</w:t>
+      </w:r>
+    </w:p>
+    <w:p>
+      <w:pPr>
+        <w:pStyle w:val="Heading1"/>
+      </w:pPr>
+    </w:p>
+    <w:p>
+      <w:pPr>
+        <w:pStyle w:val="Heading1"/>
+      </w:pPr>
+      <w:r>
+        <w:t>Meeting 13</w:t>
+      </w:r>
+    </w:p>
+    <w:p>
+      <w:r>
+        <w:t>05/06/2026</w:t>
+      </w:r>
+    </w:p>
+    <w:p>
+      <w:r>
+        <w:rPr>
+          <w:b/>
+          <w:bCs/>
+          <w:u w:val="single"/>
+        </w:rPr>
+        <w:t xml:space="preserve">Attendees: </w:t>
+      </w:r>
+      <w:r>
+        <w:t xml:space="preserve">Akhilesh, Brandon, Kasper, Mimi, </w:t>
+      </w:r>
+      <w:proofErr w:type="spellStart"/>
+      <w:r>
+        <w:t>Ptusar</w:t>
+      </w:r>
+      <w:proofErr w:type="spellEnd"/>
+      <w:r>
+        <w:t xml:space="preserve">, </w:t>
+      </w:r>
+      <w:proofErr w:type="spellStart"/>
+      <w:r>
+        <w:t>Shezang</w:t>
+      </w:r>
+      <w:proofErr w:type="spellEnd"/>
+    </w:p>
+    <w:p>
+      <w:r>
+        <w:rPr>
+          <w:b/>
+          <w:bCs/>
+          <w:u w:val="single"/>
+        </w:rPr>
+        <w:t xml:space="preserve">Agenda: </w:t>
+      </w:r>
+      <w:r>
+        <w:t>Final polish, demo preparation, and user testing wrap-up.</w:t>
+      </w:r>
+    </w:p>
+    <w:p/>
+    <w:p>
+      <w:r>
+        <w:rPr>
+          <w:b/>
+          <w:bCs/>
+          <w:u w:val="single"/>
+        </w:rPr>
+        <w:t>Discussion points:</w:t>
+      </w:r>
+    </w:p>
+    <w:p>
+      <w:r>
+        <w:t xml:space="preserve">Demo data was added and the demo account was finalised, with the </w:t>
+      </w:r>
+      <w:proofErr w:type="spellStart"/>
+      <w:r>
+        <w:t>seeder</w:t>
+      </w:r>
+      <w:proofErr w:type="spellEnd"/>
+      <w:r>
+        <w:t xml:space="preserve"> class removed and several charting elements updated. Redundant Measurement instances, which duplicated </w:t>
+      </w:r>
+      <w:proofErr w:type="spellStart"/>
+      <w:r>
+        <w:t>UserProgress</w:t>
+      </w:r>
+      <w:proofErr w:type="spellEnd"/>
+      <w:r>
+        <w:t>, were removed, along with duplicate .</w:t>
+      </w:r>
+      <w:proofErr w:type="spellStart"/>
+      <w:r>
+        <w:t>db</w:t>
+      </w:r>
+      <w:proofErr w:type="spellEnd"/>
+      <w:r>
+        <w:t xml:space="preserve"> files, and a minor combo box style change was made. Before-and-after UI comparison screenshots were added, and the user testing results were collected and uploaded.</w:t>
+      </w:r>
+    </w:p>
+    <w:p/>
+    <w:p>
+      <w:r>
+        <w:rPr>
+          <w:b/>
+          <w:bCs/>
+          <w:u w:val="single"/>
+        </w:rPr>
+        <w:t>Action Items:</w:t>
+      </w:r>
+    </w:p>
+    <w:p>
+      <w:pPr>
+        <w:pStyle w:val="ListParagraph"/>
+        <w:numPr>
+          <w:ilvl w:val="0"/>
+          <w:numId w:val="2"/>
+        </w:numPr>
+      </w:pPr>
+      <w:r>
+        <w:t>Complete the final report and presentation using the user testing results.</w:t>
+      </w:r>
+    </w:p>
+    <w:p>
+      <w:pPr>
+        <w:pStyle w:val="ListParagraph"/>
+        <w:numPr>
+          <w:ilvl w:val="0"/>
+          <w:numId w:val="2"/>
+        </w:numPr>
+      </w:pPr>
+      <w:r>
+        <w:t>Verify the demo account and demo data run cleanly end to end before submission.</w:t>
+      </w:r>
+    </w:p>
+    <w:p>
+      <w:pPr>
+        <w:pStyle w:val="ListParagraph"/>
+        <w:numPr>
+          <w:ilvl w:val="0"/>
+          <w:numId w:val="2"/>
+        </w:numPr>
+      </w:pPr>
+      <w:r>
+        <w:t>Record the final demo video.</w:t>
+      </w:r>
+    </w:p>
+    <w:p>
+      <w:pPr>
+        <w:pStyle w:val="ListParagraph"/>
+        <w:numPr>
+          <w:ilvl w:val="0"/>
+          <w:numId w:val="2"/>
+        </w:numPr>
+      </w:pPr>
+      <w:r>
+        <w:t>Push all remaining commits and submit the final project.</w:t>
+      </w:r>
+    </w:p>
+    <w:p/>
     <w:sectPr>
       <w:pgSz w:w="11906" w:h="16838"/>
       <w:pgMar w:top="1440" w:right="1440" w:bottom="1440" w:left="1440" w:header="708" w:footer="708" w:gutter="0"/>
@@ -2051,6 +2858,7 @@
   <w:style w:type="character" w:default="1" w:styleId="DefaultParagraphFont">
     <w:name w:val="Default Paragraph Font"/>
     <w:uiPriority w:val="1"/>
+    <w:semiHidden/>
     <w:unhideWhenUsed/>
   </w:style>
   <w:style w:type="table" w:default="1" w:styleId="TableNormal">
